--- a/t30_s3.docx
+++ b/t30_s3.docx
@@ -3,2168 +3,998 @@
 <w:document xmlns:wpc="http://schemas.microsoft.com/office/word/2010/wordprocessingCanvas" xmlns:mo="http://schemas.microsoft.com/office/mac/office/2008/main" xmlns:mc="http://schemas.openxmlformats.org/markup-compatibility/2006" xmlns:mv="urn:schemas-microsoft-com:mac:vml" xmlns:o="urn:schemas-microsoft-com:office:office" xmlns:r="http://schemas.openxmlformats.org/officeDocument/2006/relationships" xmlns:m="http://schemas.openxmlformats.org/officeDocument/2006/math" xmlns:v="urn:schemas-microsoft-com:vml" xmlns:wp14="http://schemas.microsoft.com/office/word/2010/wordprocessingDrawing" xmlns:wp="http://schemas.openxmlformats.org/drawingml/2006/wordprocessingDrawing" xmlns:w10="urn:schemas-microsoft-com:office:word" xmlns:w="http://schemas.openxmlformats.org/wordprocessingml/2006/main" xmlns:w14="http://schemas.microsoft.com/office/word/2010/wordml" xmlns:wpg="http://schemas.microsoft.com/office/word/2010/wordprocessingGroup" xmlns:wpi="http://schemas.microsoft.com/office/word/2010/wordprocessingInk" xmlns:wne="http://schemas.microsoft.com/office/word/2006/wordml" xmlns:wps="http://schemas.microsoft.com/office/word/2010/wordprocessingShape" mc:Ignorable="w14 wp14">
   <w:body>
     <w:p>
-      <w:pPr>
-        <w:spacing w:after="20" w:before="120"/>
-      </w:pPr>
       <w:r>
-        <w:rPr>
-          <w:b/>
-          <w:sz w:val="22"/>
-        </w:rPr>
-        <w:t>Question: A 28-year-old primigravida attends the ANC OPD. How many additional kilocalories per day are recommended during pregnancy?</w:t>
+        <w:t xml:space="preserve">Question: A client with a diagnosis of GERD is prescribed omeprazole. The nurse should teach the client to take this medication:</w:t>
       </w:r>
     </w:p>
     <w:p>
-      <w:pPr>
-        <w:spacing w:after="0" w:before="0"/>
-      </w:pPr>
       <w:r>
-        <w:rPr>
-          <w:b w:val="0"/>
-          <w:sz w:val="22"/>
-        </w:rPr>
-        <w:t>(a) 200 kcal</w:t>
+        <w:t xml:space="preserve">(a) 30–60 minutes before breakfast</w:t>
       </w:r>
     </w:p>
     <w:p>
-      <w:pPr>
-        <w:spacing w:after="0" w:before="0"/>
-      </w:pPr>
       <w:r>
-        <w:rPr>
-          <w:b w:val="0"/>
-          <w:sz w:val="22"/>
-        </w:rPr>
-        <w:t>(b) 300 kcal</w:t>
+        <w:t xml:space="preserve">(b) With a full glass of milk at bedtime</w:t>
       </w:r>
     </w:p>
     <w:p>
-      <w:pPr>
-        <w:spacing w:after="0" w:before="0"/>
-      </w:pPr>
       <w:r>
-        <w:rPr>
-          <w:b w:val="0"/>
-          <w:sz w:val="22"/>
-        </w:rPr>
-        <w:t>(c) 1000 kcal</w:t>
+        <w:t xml:space="preserve">(c) Only when heartburn occurs</w:t>
       </w:r>
     </w:p>
     <w:p>
-      <w:pPr>
-        <w:spacing w:after="0" w:before="0"/>
-      </w:pPr>
       <w:r>
-        <w:rPr>
-          <w:b w:val="0"/>
-          <w:sz w:val="22"/>
-        </w:rPr>
-        <w:t>(d) 500 kcal</w:t>
+        <w:t xml:space="preserve">(d) With antacids for faster relief</w:t>
       </w:r>
     </w:p>
     <w:p>
-      <w:pPr>
-        <w:spacing w:after="0" w:before="40"/>
-      </w:pPr>
       <w:r>
-        <w:rPr>
-          <w:b/>
-          <w:sz w:val="22"/>
-        </w:rPr>
-        <w:t>Answer: b</w:t>
+        <w:t xml:space="preserve">Answer: a</w:t>
       </w:r>
     </w:p>
     <w:p>
-      <w:pPr>
-        <w:spacing w:after="0" w:before="0"/>
-      </w:pPr>
       <w:r>
-        <w:rPr>
-          <w:b w:val="0"/>
-          <w:sz w:val="21"/>
-        </w:rPr>
-        <w:t>Solution: ICMR guidelines recommend an additional energy intake of +350 kcal/day (approx 300 kcal) during pregnancy to support fetal growth and maternal tissue development.</w:t>
+        <w:t xml:space="preserve">Solution: Proton pump inhibitors like omeprazole are most effective when taken 30–60 minutes before meals (typically breakfast), when acid pumps are most active. They are not taken PRN.</w:t>
       </w:r>
     </w:p>
     <w:p>
-      <w:pPr>
-        <w:spacing w:after="0" w:before="0"/>
-      </w:pPr>
       <w:r>
-        <w:rPr>
-          <w:b w:val="0"/>
-          <w:sz w:val="20"/>
-        </w:rPr>
-        <w:t>Positive Marks: 1</w:t>
+        <w:t xml:space="preserve">Positive Marks: 1</w:t>
       </w:r>
     </w:p>
     <w:p>
-      <w:pPr>
-        <w:spacing w:after="160" w:before="0"/>
-      </w:pPr>
       <w:r>
-        <w:rPr>
-          <w:b w:val="0"/>
-          <w:sz w:val="20"/>
-        </w:rPr>
-        <w:t>Negative Marks: 0.25</w:t>
+        <w:t xml:space="preserve">Negative Marks: 0.25</w:t>
       </w:r>
     </w:p>
     <w:p>
-      <w:pPr>
-        <w:spacing w:after="20" w:before="120"/>
-      </w:pPr>
       <w:r>
-        <w:rPr>
-          <w:b/>
-          <w:sz w:val="22"/>
-        </w:rPr>
-        <w:t>Question: According to the Parkland formula, the fluid requirement in the first 24 hours for a burn patient is calculated as:</w:t>
+        <w:t xml:space="preserve"/>
       </w:r>
     </w:p>
     <w:p>
-      <w:pPr>
-        <w:spacing w:after="0" w:before="0"/>
-      </w:pPr>
       <w:r>
-        <w:rPr>
-          <w:b w:val="0"/>
-          <w:sz w:val="22"/>
-        </w:rPr>
-        <w:t>(a) 4 ml × %BSA × body weight (kg)</w:t>
+        <w:t xml:space="preserve">Question: A client is admitted with a diagnosis of bowel obstruction. Which assessment finding is most characteristic?</w:t>
       </w:r>
     </w:p>
     <w:p>
-      <w:pPr>
-        <w:spacing w:after="0" w:before="0"/>
-      </w:pPr>
       <w:r>
-        <w:rPr>
-          <w:b w:val="0"/>
-          <w:sz w:val="22"/>
-        </w:rPr>
-        <w:t>(b) 2 ml × %BSA × body weight (kg)</w:t>
+        <w:t xml:space="preserve">(a) Abdominal distension, vomiting, and absent bowel sounds</w:t>
       </w:r>
     </w:p>
     <w:p>
-      <w:pPr>
-        <w:spacing w:after="0" w:before="0"/>
-      </w:pPr>
       <w:r>
-        <w:rPr>
-          <w:b w:val="0"/>
-          <w:sz w:val="22"/>
-        </w:rPr>
-        <w:t>(c) 1 ml × %BSA × body weight (kg)</w:t>
+        <w:t xml:space="preserve">(b) Diarrhea with excessive thirst</w:t>
       </w:r>
     </w:p>
     <w:p>
-      <w:pPr>
-        <w:spacing w:after="0" w:before="0"/>
-      </w:pPr>
       <w:r>
-        <w:rPr>
-          <w:b w:val="0"/>
-          <w:sz w:val="22"/>
-        </w:rPr>
-        <w:t>(d) 3 ml × %BSA × body weight (kg)</w:t>
+        <w:t xml:space="preserve">(c) Normal bowel sounds and flat abdomen</w:t>
       </w:r>
     </w:p>
     <w:p>
-      <w:pPr>
-        <w:spacing w:after="0" w:before="40"/>
-      </w:pPr>
       <w:r>
-        <w:rPr>
-          <w:b/>
-          <w:sz w:val="22"/>
-        </w:rPr>
-        <w:t>Answer: a</w:t>
+        <w:t xml:space="preserve">(d) Increased appetite</w:t>
       </w:r>
     </w:p>
     <w:p>
-      <w:pPr>
-        <w:spacing w:after="0" w:before="0"/>
-      </w:pPr>
       <w:r>
-        <w:rPr>
-          <w:b w:val="0"/>
-          <w:sz w:val="21"/>
-        </w:rPr>
-        <w:t>Solution: Parkland formula: 4 ml × % body surface area burned × body weight (kg) in the first 24 hours; half in the first 8 hours.</w:t>
+        <w:t xml:space="preserve">Answer: a</w:t>
       </w:r>
     </w:p>
     <w:p>
-      <w:pPr>
-        <w:spacing w:after="0" w:before="0"/>
-      </w:pPr>
       <w:r>
-        <w:rPr>
-          <w:b w:val="0"/>
-          <w:sz w:val="20"/>
-        </w:rPr>
-        <w:t>Positive Marks: 1</w:t>
+        <w:t xml:space="preserve">Solution: Bowel obstruction causes abdominal distension, colicky or continuous pain, vomiting, and eventually absent bowel sounds. Dehydration and electrolyte imbalance follow.</w:t>
       </w:r>
     </w:p>
     <w:p>
-      <w:pPr>
-        <w:spacing w:after="160" w:before="0"/>
-      </w:pPr>
       <w:r>
-        <w:rPr>
-          <w:b w:val="0"/>
-          <w:sz w:val="20"/>
-        </w:rPr>
-        <w:t>Negative Marks: 0.25</w:t>
+        <w:t xml:space="preserve">Positive Marks: 1</w:t>
       </w:r>
     </w:p>
     <w:p>
-      <w:pPr>
-        <w:spacing w:after="20" w:before="120"/>
-      </w:pPr>
       <w:r>
-        <w:rPr>
-          <w:b/>
-          <w:sz w:val="22"/>
-        </w:rPr>
-        <w:t>Question: Type I immediate hypersensitivity allergic reaction is mediated primarily by immunoglobulin</w:t>
+        <w:t xml:space="preserve">Negative Marks: 0.25</w:t>
       </w:r>
     </w:p>
     <w:p>
-      <w:pPr>
-        <w:spacing w:after="0" w:before="0"/>
-      </w:pPr>
       <w:r>
-        <w:rPr>
-          <w:b w:val="0"/>
-          <w:sz w:val="22"/>
-        </w:rPr>
-        <w:t>(a) IgG</w:t>
+        <w:t xml:space="preserve"/>
       </w:r>
     </w:p>
     <w:p>
-      <w:pPr>
-        <w:spacing w:after="0" w:before="0"/>
-      </w:pPr>
       <w:r>
-        <w:rPr>
-          <w:b w:val="0"/>
-          <w:sz w:val="22"/>
-        </w:rPr>
-        <w:t>(b) IgE</w:t>
+        <w:t xml:space="preserve">Question: A nurse is assessing a client for hypocalcemia. Which finding is most characteristic?</w:t>
       </w:r>
     </w:p>
     <w:p>
-      <w:pPr>
-        <w:spacing w:after="0" w:before="0"/>
-      </w:pPr>
       <w:r>
-        <w:rPr>
-          <w:b w:val="0"/>
-          <w:sz w:val="22"/>
-        </w:rPr>
-        <w:t>(c) IgM</w:t>
+        <w:t xml:space="preserve">(a) Positive Chvostek's sign</w:t>
       </w:r>
     </w:p>
     <w:p>
-      <w:pPr>
-        <w:spacing w:after="0" w:before="0"/>
-      </w:pPr>
       <w:r>
-        <w:rPr>
-          <w:b w:val="0"/>
-          <w:sz w:val="22"/>
-        </w:rPr>
-        <w:t>(d) IgA</w:t>
+        <w:t xml:space="preserve">(b) Muscle weakness</w:t>
       </w:r>
     </w:p>
     <w:p>
-      <w:pPr>
-        <w:spacing w:after="0" w:before="40"/>
-      </w:pPr>
       <w:r>
-        <w:rPr>
-          <w:b/>
-          <w:sz w:val="22"/>
-        </w:rPr>
-        <w:t>Answer: b</w:t>
+        <w:t xml:space="preserve">(c) Bradycardia</w:t>
       </w:r>
     </w:p>
     <w:p>
-      <w:pPr>
-        <w:spacing w:after="0" w:before="0"/>
-      </w:pPr>
       <w:r>
-        <w:rPr>
-          <w:b w:val="0"/>
-          <w:sz w:val="21"/>
-        </w:rPr>
-        <w:t>Solution: IgE antibodies bind to mast cells and basophils, triggering histamine release upon allergen re-exposure in Type I hypersensitivity (anaphylaxis/asthma).</w:t>
+        <w:t xml:space="preserve">(d) Hypotension</w:t>
       </w:r>
     </w:p>
     <w:p>
-      <w:pPr>
-        <w:spacing w:after="0" w:before="0"/>
-      </w:pPr>
       <w:r>
-        <w:rPr>
-          <w:b w:val="0"/>
-          <w:sz w:val="20"/>
-        </w:rPr>
-        <w:t>Positive Marks: 1</w:t>
+        <w:t xml:space="preserve">Answer: a</w:t>
       </w:r>
     </w:p>
     <w:p>
-      <w:pPr>
-        <w:spacing w:after="160" w:before="0"/>
-      </w:pPr>
       <w:r>
-        <w:rPr>
-          <w:b w:val="0"/>
-          <w:sz w:val="20"/>
-        </w:rPr>
-        <w:t>Negative Marks: 0.25</w:t>
+        <w:t xml:space="preserve">Solution: Hypocalcemia increases neuromuscular excitability, causing a positive Chvostek's sign (facial twitch) and Trousseau's sign (carpal spasm), along with muscle cramps and hyperactive reflexes.</w:t>
       </w:r>
     </w:p>
     <w:p>
-      <w:pPr>
-        <w:spacing w:after="20" w:before="120"/>
-      </w:pPr>
       <w:r>
-        <w:rPr>
-          <w:b/>
-          <w:sz w:val="22"/>
-        </w:rPr>
-        <w:t>Question: Vaccine that can be freeze and still it does not lose its potency</w:t>
+        <w:t xml:space="preserve">Positive Marks: 1</w:t>
       </w:r>
     </w:p>
     <w:p>
-      <w:pPr>
-        <w:spacing w:after="0" w:before="0"/>
-      </w:pPr>
       <w:r>
-        <w:rPr>
-          <w:b w:val="0"/>
-          <w:sz w:val="22"/>
-        </w:rPr>
-        <w:t>(a) MMR</w:t>
+        <w:t xml:space="preserve">Negative Marks: 0.25</w:t>
       </w:r>
     </w:p>
     <w:p>
-      <w:pPr>
-        <w:spacing w:after="0" w:before="0"/>
-      </w:pPr>
       <w:r>
-        <w:rPr>
-          <w:b w:val="0"/>
-          <w:sz w:val="22"/>
-        </w:rPr>
-        <w:t>(b) TT</w:t>
+        <w:t xml:space="preserve"/>
       </w:r>
     </w:p>
     <w:p>
-      <w:pPr>
-        <w:spacing w:after="0" w:before="0"/>
-      </w:pPr>
       <w:r>
-        <w:rPr>
-          <w:b w:val="0"/>
-          <w:sz w:val="22"/>
-        </w:rPr>
-        <w:t>(c) DPT</w:t>
+        <w:t xml:space="preserve">Question: A client with diabetic ketoacidosis is receiving IV fluids and insulin. The nurse should monitor for which complication of treatment?</w:t>
       </w:r>
     </w:p>
     <w:p>
-      <w:pPr>
-        <w:spacing w:after="0" w:before="0"/>
-      </w:pPr>
       <w:r>
-        <w:rPr>
-          <w:b w:val="0"/>
-          <w:sz w:val="22"/>
-        </w:rPr>
-        <w:t>(d) OPV</w:t>
+        <w:t xml:space="preserve">(a) Hypokalemia</w:t>
       </w:r>
     </w:p>
     <w:p>
-      <w:pPr>
-        <w:spacing w:after="0" w:before="40"/>
-      </w:pPr>
       <w:r>
-        <w:rPr>
-          <w:b/>
-          <w:sz w:val="22"/>
-        </w:rPr>
-        <w:t>Answer: a</w:t>
+        <w:t xml:space="preserve">(b) Hyperkalemia</w:t>
       </w:r>
     </w:p>
     <w:p>
-      <w:pPr>
-        <w:spacing w:after="0" w:before="0"/>
-      </w:pPr>
       <w:r>
-        <w:rPr>
-          <w:b w:val="0"/>
-          <w:sz w:val="21"/>
-        </w:rPr>
-        <w:t>Solution: MMR is a freeze-dried vaccine that can be frozen without losing potency.</w:t>
+        <w:t xml:space="preserve">(c) Fluid overload only</w:t>
       </w:r>
     </w:p>
     <w:p>
-      <w:pPr>
-        <w:spacing w:after="0" w:before="0"/>
-      </w:pPr>
       <w:r>
-        <w:rPr>
-          <w:b w:val="0"/>
-          <w:sz w:val="20"/>
-        </w:rPr>
-        <w:t>Positive Marks: 1</w:t>
+        <w:t xml:space="preserve">(d) Hyperglycemia</w:t>
       </w:r>
     </w:p>
     <w:p>
-      <w:pPr>
-        <w:spacing w:after="160" w:before="0"/>
-      </w:pPr>
       <w:r>
-        <w:rPr>
-          <w:b w:val="0"/>
-          <w:sz w:val="20"/>
-        </w:rPr>
-        <w:t>Negative Marks: 0.25</w:t>
+        <w:t xml:space="preserve">Answer: a</w:t>
       </w:r>
     </w:p>
     <w:p>
-      <w:pPr>
-        <w:spacing w:after="20" w:before="120"/>
-      </w:pPr>
       <w:r>
-        <w:rPr>
-          <w:b/>
-          <w:sz w:val="22"/>
-        </w:rPr>
-        <w:t>Question: A G3P2 female had 2 Cesarean sections. What is the risk of uterine rupture in this female?</w:t>
+        <w:t xml:space="preserve">Solution: Insulin drives potassium into cells, and DKA clients have total body potassium depletion; serum potassium can fall dangerously during treatment. Potassium is replaced as levels fall.</w:t>
       </w:r>
     </w:p>
     <w:p>
-      <w:pPr>
-        <w:spacing w:after="0" w:before="0"/>
-      </w:pPr>
       <w:r>
-        <w:rPr>
-          <w:b w:val="0"/>
-          <w:sz w:val="22"/>
-        </w:rPr>
-        <w:t>(a) 5 - 7%</w:t>
+        <w:t xml:space="preserve">Positive Marks: 1</w:t>
       </w:r>
     </w:p>
     <w:p>
-      <w:pPr>
-        <w:spacing w:after="0" w:before="0"/>
-      </w:pPr>
       <w:r>
-        <w:rPr>
-          <w:b w:val="0"/>
-          <w:sz w:val="22"/>
-        </w:rPr>
-        <w:t>(b) 10 - 12%</w:t>
+        <w:t xml:space="preserve">Negative Marks: 0.25</w:t>
       </w:r>
     </w:p>
     <w:p>
-      <w:pPr>
-        <w:spacing w:after="0" w:before="0"/>
-      </w:pPr>
       <w:r>
-        <w:rPr>
-          <w:b w:val="0"/>
-          <w:sz w:val="22"/>
-        </w:rPr>
-        <w:t>(c) 46%</w:t>
+        <w:t xml:space="preserve"/>
       </w:r>
     </w:p>
     <w:p>
-      <w:pPr>
-        <w:spacing w:after="0" w:before="0"/>
-      </w:pPr>
       <w:r>
-        <w:rPr>
-          <w:b w:val="0"/>
-          <w:sz w:val="22"/>
-        </w:rPr>
-        <w:t>(d) 2 - 3%</w:t>
+        <w:t xml:space="preserve">Question: A client with a head injury is prescribed mannitol. The purpose of this medication is to:</w:t>
       </w:r>
     </w:p>
     <w:p>
-      <w:pPr>
-        <w:spacing w:after="0" w:before="40"/>
-      </w:pPr>
       <w:r>
-        <w:rPr>
-          <w:b/>
-          <w:sz w:val="22"/>
-        </w:rPr>
-        <w:t>Answer: d</w:t>
+        <w:t xml:space="preserve">(a) Reduce intracranial pressure by osmotic diuresis</w:t>
       </w:r>
     </w:p>
     <w:p>
-      <w:pPr>
-        <w:spacing w:after="0" w:before="0"/>
-      </w:pPr>
       <w:r>
-        <w:rPr>
-          <w:b w:val="0"/>
-          <w:sz w:val="21"/>
-        </w:rPr>
-        <w:t>Solution: The risk of uterine rupture with two previous cesarean sections (TOLAC) is approximately 2-3%.</w:t>
+        <w:t xml:space="preserve">(b) Increase intracranial pressure</w:t>
       </w:r>
     </w:p>
     <w:p>
-      <w:pPr>
-        <w:spacing w:after="0" w:before="0"/>
-      </w:pPr>
       <w:r>
-        <w:rPr>
-          <w:b w:val="0"/>
-          <w:sz w:val="20"/>
-        </w:rPr>
-        <w:t>Positive Marks: 1</w:t>
+        <w:t xml:space="preserve">(c) Reduce blood glucose</w:t>
       </w:r>
     </w:p>
     <w:p>
-      <w:pPr>
-        <w:spacing w:after="160" w:before="0"/>
-      </w:pPr>
       <w:r>
-        <w:rPr>
-          <w:b w:val="0"/>
-          <w:sz w:val="20"/>
-        </w:rPr>
-        <w:t>Negative Marks: 0.25</w:t>
+        <w:t xml:space="preserve">(d) Sedate the client</w:t>
       </w:r>
     </w:p>
     <w:p>
-      <w:pPr>
-        <w:spacing w:after="20" w:before="120"/>
-      </w:pPr>
       <w:r>
-        <w:rPr>
-          <w:b/>
-          <w:sz w:val="22"/>
-        </w:rPr>
-        <w:t>Question: Triple test performed at 15-18 weeks of pregnancy. What is the positive test result indicate that the body having down syndrome?</w:t>
+        <w:t xml:space="preserve">Answer: a</w:t>
       </w:r>
     </w:p>
     <w:p>
-      <w:pPr>
-        <w:spacing w:after="0" w:before="0"/>
-      </w:pPr>
       <w:r>
-        <w:rPr>
-          <w:b w:val="0"/>
-          <w:sz w:val="22"/>
-        </w:rPr>
-        <w:t>(a) high and UE3 tend to be high that of MSAFP is low</w:t>
+        <w:t xml:space="preserve">Solution: Mannitol is an osmotic diuretic that draws fluid from brain tissue into the vascular space, reducing cerebral edema and intracranial pressure. It is given IV with careful monitoring of electrolytes and urine output.</w:t>
       </w:r>
     </w:p>
     <w:p>
-      <w:pPr>
-        <w:spacing w:after="0" w:before="0"/>
-      </w:pPr>
       <w:r>
-        <w:rPr>
-          <w:b w:val="0"/>
-          <w:sz w:val="22"/>
-        </w:rPr>
-        <w:t>(b) high and UE3 tend to be high that of MSAFP is high</w:t>
+        <w:t xml:space="preserve">Positive Marks: 1</w:t>
       </w:r>
     </w:p>
     <w:p>
-      <w:pPr>
-        <w:spacing w:after="0" w:before="0"/>
-      </w:pPr>
       <w:r>
-        <w:rPr>
-          <w:b w:val="0"/>
-          <w:sz w:val="22"/>
-        </w:rPr>
-        <w:t>(c) MSAFP and UE3 tend to be high that of hCG is low</w:t>
+        <w:t xml:space="preserve">Negative Marks: 0.25</w:t>
       </w:r>
     </w:p>
     <w:p>
-      <w:pPr>
-        <w:spacing w:after="0" w:before="0"/>
-      </w:pPr>
       <w:r>
-        <w:rPr>
-          <w:b w:val="0"/>
-          <w:sz w:val="22"/>
-        </w:rPr>
-        <w:t>(d) MSAFP and UE3 tend to be low that of hCG is high</w:t>
+        <w:t xml:space="preserve"/>
       </w:r>
     </w:p>
     <w:p>
-      <w:pPr>
-        <w:spacing w:after="0" w:before="40"/>
-      </w:pPr>
       <w:r>
-        <w:rPr>
-          <w:b/>
-          <w:sz w:val="22"/>
-        </w:rPr>
-        <w:t>Answer: d</w:t>
+        <w:t xml:space="preserve">Question: The nurse is caring for a client with a central venous catheter. Which finding indicates a complication of the catheter?</w:t>
       </w:r>
     </w:p>
     <w:p>
-      <w:pPr>
-        <w:spacing w:after="0" w:before="0"/>
-      </w:pPr>
       <w:r>
-        <w:rPr>
-          <w:b w:val="0"/>
-          <w:sz w:val="21"/>
-        </w:rPr>
-        <w:t>Solution: In Down syndrome, the triple test shows LOW MSAFP and LOW unconjugated estriol with HIGH hCG.</w:t>
+        <w:t xml:space="preserve">(a) Redness and drainage at the insertion site</w:t>
       </w:r>
     </w:p>
     <w:p>
-      <w:pPr>
-        <w:spacing w:after="0" w:before="0"/>
-      </w:pPr>
       <w:r>
-        <w:rPr>
-          <w:b w:val="0"/>
-          <w:sz w:val="20"/>
-        </w:rPr>
-        <w:t>Positive Marks: 1</w:t>
+        <w:t xml:space="preserve">(b) Blood return when aspirating</w:t>
       </w:r>
     </w:p>
     <w:p>
-      <w:pPr>
-        <w:spacing w:after="160" w:before="0"/>
-      </w:pPr>
       <w:r>
-        <w:rPr>
-          <w:b w:val="0"/>
-          <w:sz w:val="20"/>
-        </w:rPr>
-        <w:t>Negative Marks: 0.25</w:t>
+        <w:t xml:space="preserve">(c) The catheter flushes easily</w:t>
       </w:r>
     </w:p>
     <w:p>
-      <w:pPr>
-        <w:spacing w:after="20" w:before="120"/>
-      </w:pPr>
       <w:r>
-        <w:rPr>
-          <w:b/>
-          <w:sz w:val="22"/>
-        </w:rPr>
-        <w:t>Question: The normal pulse rate of a newborn is:</w:t>
+        <w:t xml:space="preserve">(d) No pain at the insertion site</w:t>
       </w:r>
     </w:p>
     <w:p>
-      <w:pPr>
-        <w:spacing w:after="0" w:before="0"/>
-      </w:pPr>
       <w:r>
-        <w:rPr>
-          <w:b w:val="0"/>
-          <w:sz w:val="22"/>
-        </w:rPr>
-        <w:t>(a) 60-80 beats/min</w:t>
+        <w:t xml:space="preserve">Answer: a</w:t>
       </w:r>
     </w:p>
     <w:p>
-      <w:pPr>
-        <w:spacing w:after="0" w:before="0"/>
-      </w:pPr>
       <w:r>
-        <w:rPr>
-          <w:b w:val="0"/>
-          <w:sz w:val="22"/>
-        </w:rPr>
-        <w:t>(b) 160-200 beats/min</w:t>
+        <w:t xml:space="preserve">Solution: Redness, warmth, drainage, or tenderness at the central line site indicates infection (catheter-related bloodstream infection). The physician is notified and the catheter may be removed.</w:t>
       </w:r>
     </w:p>
     <w:p>
-      <w:pPr>
-        <w:spacing w:after="0" w:before="0"/>
-      </w:pPr>
       <w:r>
-        <w:rPr>
-          <w:b w:val="0"/>
-          <w:sz w:val="22"/>
-        </w:rPr>
-        <w:t>(c) 80-100 beats/min</w:t>
+        <w:t xml:space="preserve">Positive Marks: 1</w:t>
       </w:r>
     </w:p>
     <w:p>
-      <w:pPr>
-        <w:spacing w:after="0" w:before="0"/>
-      </w:pPr>
       <w:r>
-        <w:rPr>
-          <w:b w:val="0"/>
-          <w:sz w:val="22"/>
-        </w:rPr>
-        <w:t>(d) 100-160 beats/min</w:t>
+        <w:t xml:space="preserve">Negative Marks: 0.25</w:t>
       </w:r>
     </w:p>
     <w:p>
-      <w:pPr>
-        <w:spacing w:after="0" w:before="40"/>
-      </w:pPr>
       <w:r>
-        <w:rPr>
-          <w:b/>
-          <w:sz w:val="22"/>
-        </w:rPr>
-        <w:t>Answer: d</w:t>
+        <w:t xml:space="preserve"/>
       </w:r>
     </w:p>
     <w:p>
-      <w:pPr>
-        <w:spacing w:after="0" w:before="0"/>
-      </w:pPr>
       <w:r>
-        <w:rPr>
-          <w:b w:val="0"/>
-          <w:sz w:val="21"/>
-        </w:rPr>
-        <w:t>Solution: The normal newborn heart rate is 100-160 beats per minute (may reach 180 during crying).</w:t>
+        <w:t xml:space="preserve">Question: A client with chronic obstructive pulmonary disease is learning pursed-lip breathing. The nurse explains that the purpose of this technique is to:</w:t>
       </w:r>
     </w:p>
     <w:p>
-      <w:pPr>
-        <w:spacing w:after="0" w:before="0"/>
-      </w:pPr>
       <w:r>
-        <w:rPr>
-          <w:b w:val="0"/>
-          <w:sz w:val="20"/>
-        </w:rPr>
-        <w:t>Positive Marks: 1</w:t>
+        <w:t xml:space="preserve">(a) Keep the airways open longer and improve gas exchange</w:t>
       </w:r>
     </w:p>
     <w:p>
-      <w:pPr>
-        <w:spacing w:after="160" w:before="0"/>
-      </w:pPr>
       <w:r>
-        <w:rPr>
-          <w:b w:val="0"/>
-          <w:sz w:val="20"/>
-        </w:rPr>
-        <w:t>Negative Marks: 0.25</w:t>
+        <w:t xml:space="preserve">(b) Increase the respiratory rate</w:t>
       </w:r>
     </w:p>
     <w:p>
-      <w:pPr>
-        <w:spacing w:after="20" w:before="120"/>
-      </w:pPr>
       <w:r>
-        <w:rPr>
-          <w:b/>
-          <w:sz w:val="22"/>
-        </w:rPr>
-        <w:t>Question: During the active phase of the first stage of labor, the nurse assesses the cervical dilation and documents it as:</w:t>
+        <w:t xml:space="preserve">(c) Decrease oxygen levels</w:t>
       </w:r>
     </w:p>
     <w:p>
-      <w:pPr>
-        <w:spacing w:after="0" w:before="0"/>
-      </w:pPr>
       <w:r>
-        <w:rPr>
-          <w:b w:val="0"/>
-          <w:sz w:val="22"/>
-        </w:rPr>
-        <w:t>(a) 4-7 cm</w:t>
+        <w:t xml:space="preserve">(d) Strengthen the diaphragm only</w:t>
       </w:r>
     </w:p>
     <w:p>
-      <w:pPr>
-        <w:spacing w:after="0" w:before="0"/>
-      </w:pPr>
       <w:r>
-        <w:rPr>
-          <w:b w:val="0"/>
-          <w:sz w:val="22"/>
-        </w:rPr>
-        <w:t>(b) 2-5 cm</w:t>
+        <w:t xml:space="preserve">Answer: a</w:t>
       </w:r>
     </w:p>
     <w:p>
-      <w:pPr>
-        <w:spacing w:after="0" w:before="0"/>
-      </w:pPr>
       <w:r>
-        <w:rPr>
-          <w:b w:val="0"/>
-          <w:sz w:val="22"/>
-        </w:rPr>
-        <w:t>(c) 1-3 cm</w:t>
+        <w:t xml:space="preserve">Solution: Pursed-lip breathing creates positive backpressure that keeps airways open longer, allowing more complete exhalation and better gas exchange — it reduces dyspnea and air trapping.</w:t>
       </w:r>
     </w:p>
     <w:p>
-      <w:pPr>
-        <w:spacing w:after="0" w:before="0"/>
-      </w:pPr>
       <w:r>
-        <w:rPr>
-          <w:b w:val="0"/>
-          <w:sz w:val="22"/>
-        </w:rPr>
-        <w:t>(d) 8-10 cm</w:t>
+        <w:t xml:space="preserve">Positive Marks: 1</w:t>
       </w:r>
     </w:p>
     <w:p>
-      <w:pPr>
-        <w:spacing w:after="0" w:before="40"/>
-      </w:pPr>
       <w:r>
-        <w:rPr>
-          <w:b/>
-          <w:sz w:val="22"/>
-        </w:rPr>
-        <w:t>Answer: a</w:t>
+        <w:t xml:space="preserve">Negative Marks: 0.25</w:t>
       </w:r>
     </w:p>
     <w:p>
-      <w:pPr>
-        <w:spacing w:after="0" w:before="0"/>
-      </w:pPr>
       <w:r>
-        <w:rPr>
-          <w:b w:val="0"/>
-          <w:sz w:val="21"/>
-        </w:rPr>
-        <w:t>Solution: During the active phase of the first stage of labor, the cervix begins to dilate more quickly. The nurse assesses the cervical dilation by performing a vaginal examination and measures the cervical opening in centimeters (cm). The nurse documents the cervical dilation as 4-7 cm, as this is the range of cervical dilation expected during the active phase of labor. It is important for the nurse to document the cervical dilation accurately to monitor the progress of labor and determine when it is time to prepare for delivery labor (</w:t>
+        <w:t xml:space="preserve"/>
       </w:r>
     </w:p>
     <w:p>
-      <w:pPr>
-        <w:spacing w:after="0" w:before="0"/>
-      </w:pPr>
       <w:r>
-        <w:rPr>
-          <w:b w:val="0"/>
-          <w:sz w:val="20"/>
-        </w:rPr>
-        <w:t>Positive Marks: 1</w:t>
+        <w:t xml:space="preserve">Question: A client is prescribed a low-purine diet for gout. Which food should the client avoid?</w:t>
       </w:r>
     </w:p>
     <w:p>
-      <w:pPr>
-        <w:spacing w:after="160" w:before="0"/>
-      </w:pPr>
       <w:r>
-        <w:rPr>
-          <w:b w:val="0"/>
-          <w:sz w:val="20"/>
-        </w:rPr>
-        <w:t>Negative Marks: 0.25</w:t>
+        <w:t xml:space="preserve">(a) Organ meats such as liver</w:t>
       </w:r>
     </w:p>
     <w:p>
-      <w:pPr>
-        <w:spacing w:after="20" w:before="120"/>
-      </w:pPr>
       <w:r>
-        <w:rPr>
-          <w:b/>
-          <w:sz w:val="22"/>
-        </w:rPr>
-        <w:t>Question: A patient receiving IV fluids for dehydration becomes restless; the IV catheter has slipped out of the vein and the fluid is leaking into the surrounding tissues, causing swelling. Which term best describes this occurrence?</w:t>
+        <w:t xml:space="preserve">(b) Rice</w:t>
       </w:r>
     </w:p>
     <w:p>
-      <w:pPr>
-        <w:spacing w:after="0" w:before="0"/>
-      </w:pPr>
       <w:r>
-        <w:rPr>
-          <w:b w:val="0"/>
-          <w:sz w:val="22"/>
-        </w:rPr>
-        <w:t>(a) Infiltration</w:t>
+        <w:t xml:space="preserve">(c) Fresh fruits</w:t>
       </w:r>
     </w:p>
     <w:p>
-      <w:pPr>
-        <w:spacing w:after="0" w:before="0"/>
-      </w:pPr>
       <w:r>
-        <w:rPr>
-          <w:b w:val="0"/>
-          <w:sz w:val="22"/>
-        </w:rPr>
-        <w:t>(b) Fluid overload</w:t>
+        <w:t xml:space="preserve">(d) Green vegetables</w:t>
       </w:r>
     </w:p>
     <w:p>
-      <w:pPr>
-        <w:spacing w:after="0" w:before="0"/>
-      </w:pPr>
       <w:r>
-        <w:rPr>
-          <w:b w:val="0"/>
-          <w:sz w:val="22"/>
-        </w:rPr>
-        <w:t>(c) Infection</w:t>
+        <w:t xml:space="preserve">Answer: a</w:t>
       </w:r>
     </w:p>
     <w:p>
-      <w:pPr>
-        <w:spacing w:after="0" w:before="0"/>
-      </w:pPr>
       <w:r>
-        <w:rPr>
-          <w:b w:val="0"/>
-          <w:sz w:val="22"/>
-        </w:rPr>
-        <w:t>(d) Extravasation</w:t>
+        <w:t xml:space="preserve">Solution: Gout requires a low-purine diet; organ meats, red meat, shellfish, and alcohol are high in purines and should be avoided. Rice, fruits, and most vegetables are allowed.</w:t>
       </w:r>
     </w:p>
     <w:p>
-      <w:pPr>
-        <w:spacing w:after="0" w:before="40"/>
-      </w:pPr>
       <w:r>
-        <w:rPr>
-          <w:b/>
-          <w:sz w:val="22"/>
-        </w:rPr>
-        <w:t>Answer: a</w:t>
+        <w:t xml:space="preserve">Positive Marks: 1</w:t>
       </w:r>
     </w:p>
     <w:p>
-      <w:pPr>
-        <w:spacing w:after="0" w:before="0"/>
-      </w:pPr>
       <w:r>
-        <w:rPr>
-          <w:b w:val="0"/>
-          <w:sz w:val="21"/>
-        </w:rPr>
-        <w:t>Solution: Swelling, coolness and continued pain at the IV site with infusion despite restlessness indicate infiltration of the cannula.</w:t>
+        <w:t xml:space="preserve">Negative Marks: 0.25</w:t>
       </w:r>
     </w:p>
     <w:p>
-      <w:pPr>
-        <w:spacing w:after="0" w:before="0"/>
-      </w:pPr>
       <w:r>
-        <w:rPr>
-          <w:b w:val="0"/>
-          <w:sz w:val="20"/>
-        </w:rPr>
-        <w:t>Positive Marks: 1</w:t>
+        <w:t xml:space="preserve"/>
       </w:r>
     </w:p>
     <w:p>
-      <w:pPr>
-        <w:spacing w:after="160" w:before="0"/>
-      </w:pPr>
       <w:r>
-        <w:rPr>
-          <w:b w:val="0"/>
-          <w:sz w:val="20"/>
-        </w:rPr>
-        <w:t>Negative Marks: 0.25</w:t>
+        <w:t xml:space="preserve">Question: A client with heart failure has gained 2 kg in 2 days. The nurse should:</w:t>
       </w:r>
     </w:p>
     <w:p>
-      <w:pPr>
-        <w:spacing w:after="20" w:before="120"/>
-      </w:pPr>
       <w:r>
-        <w:rPr>
-          <w:b/>
-          <w:sz w:val="22"/>
-        </w:rPr>
-        <w:t>Question: A client with status asthmaticus is receiving nebulized albuterol. Which finding indicates the treatment is effective?</w:t>
+        <w:t xml:space="preserve">(a) Report the weight gain — this indicates fluid retention</w:t>
       </w:r>
     </w:p>
     <w:p>
-      <w:pPr>
-        <w:spacing w:after="0" w:before="0"/>
-      </w:pPr>
       <w:r>
-        <w:rPr>
-          <w:b w:val="0"/>
-          <w:sz w:val="22"/>
-        </w:rPr>
-        <w:t>(a) Client reports chest tightness</w:t>
+        <w:t xml:space="preserve">(b) Document it as normal fluctuation</w:t>
       </w:r>
     </w:p>
     <w:p>
-      <w:pPr>
-        <w:spacing w:after="0" w:before="0"/>
-      </w:pPr>
       <w:r>
-        <w:rPr>
-          <w:b w:val="0"/>
-          <w:sz w:val="22"/>
-        </w:rPr>
-        <w:t>(b) Wheezing becomes louder</w:t>
+        <w:t xml:space="preserve">(c) Restrict the client's activity only</w:t>
       </w:r>
     </w:p>
     <w:p>
-      <w:pPr>
-        <w:spacing w:after="0" w:before="0"/>
-      </w:pPr>
       <w:r>
-        <w:rPr>
-          <w:b w:val="0"/>
-          <w:sz w:val="22"/>
-        </w:rPr>
-        <w:t>(c) SpO2 falls to 88%</w:t>
+        <w:t xml:space="preserve">(d) Encourage the client to eat more salt</w:t>
       </w:r>
     </w:p>
     <w:p>
-      <w:pPr>
-        <w:spacing w:after="0" w:before="0"/>
-      </w:pPr>
       <w:r>
-        <w:rPr>
-          <w:b w:val="0"/>
-          <w:sz w:val="22"/>
-        </w:rPr>
-        <w:t>(d) Respiratory rate decreases from 32 to 20 breaths/min</w:t>
+        <w:t xml:space="preserve">Answer: a</w:t>
       </w:r>
     </w:p>
     <w:p>
-      <w:pPr>
-        <w:spacing w:after="0" w:before="40"/>
-      </w:pPr>
       <w:r>
-        <w:rPr>
-          <w:b/>
-          <w:sz w:val="22"/>
-        </w:rPr>
-        <w:t>Answer: d</w:t>
+        <w:t xml:space="preserve">Solution: Rapid weight gain (2 kg in 2 days) in heart failure indicates fluid retention and worsening failure. The nurse reports it, assesses for edema and dyspnea, and reviews the diuretic plan.</w:t>
       </w:r>
     </w:p>
     <w:p>
-      <w:pPr>
-        <w:spacing w:after="0" w:before="0"/>
-      </w:pPr>
       <w:r>
-        <w:rPr>
-          <w:b w:val="0"/>
-          <w:sz w:val="21"/>
-        </w:rPr>
-        <w:t>Solution: A falling respiratory rate with improving air entry indicates bronchodilation. Louder wheezing may actually signal improved air movement, but the clearest sign of improvement is a normalizing respiratory rate and oxygenation.</w:t>
+        <w:t xml:space="preserve">Positive Marks: 1</w:t>
       </w:r>
     </w:p>
     <w:p>
-      <w:pPr>
-        <w:spacing w:after="0" w:before="0"/>
-      </w:pPr>
       <w:r>
-        <w:rPr>
-          <w:b w:val="0"/>
-          <w:sz w:val="20"/>
-        </w:rPr>
-        <w:t>Positive Marks: 1</w:t>
+        <w:t xml:space="preserve">Negative Marks: 0.25</w:t>
       </w:r>
     </w:p>
     <w:p>
-      <w:pPr>
-        <w:spacing w:after="160" w:before="0"/>
-      </w:pPr>
       <w:r>
-        <w:rPr>
-          <w:b w:val="0"/>
-          <w:sz w:val="20"/>
-        </w:rPr>
-        <w:t>Negative Marks: 0.25</w:t>
+        <w:t xml:space="preserve"/>
       </w:r>
     </w:p>
     <w:p>
-      <w:pPr>
-        <w:spacing w:after="20" w:before="120"/>
-      </w:pPr>
       <w:r>
-        <w:rPr>
-          <w:b/>
-          <w:sz w:val="22"/>
-        </w:rPr>
-        <w:t>Question: Patient with Anorexia nervosa taking food correctly as per her diet plan, but there was no increase in weight observed. What will be nursing intervention for the above patient?</w:t>
+        <w:t xml:space="preserve">Question: A nurse is caring for a client with acute upper GI bleeding. The priority assessment is:</w:t>
       </w:r>
     </w:p>
     <w:p>
-      <w:pPr>
-        <w:spacing w:after="0" w:before="0"/>
-      </w:pPr>
       <w:r>
-        <w:rPr>
-          <w:b w:val="0"/>
-          <w:sz w:val="22"/>
-        </w:rPr>
-        <w:t>(a) Increase calorie of food from 1500 to 2000</w:t>
+        <w:t xml:space="preserve">(a) Airway and respiratory status</w:t>
       </w:r>
     </w:p>
     <w:p>
-      <w:pPr>
-        <w:spacing w:after="0" w:before="0"/>
-      </w:pPr>
       <w:r>
-        <w:rPr>
-          <w:b w:val="0"/>
-          <w:sz w:val="22"/>
-        </w:rPr>
-        <w:t>(b) Add vitamin tablet to her medications</w:t>
+        <w:t xml:space="preserve">(b) The client's food preferences</w:t>
       </w:r>
     </w:p>
     <w:p>
-      <w:pPr>
-        <w:spacing w:after="0" w:before="0"/>
-      </w:pPr>
       <w:r>
-        <w:rPr>
-          <w:b w:val="0"/>
-          <w:sz w:val="22"/>
-        </w:rPr>
-        <w:t>(c) Observe patient while taking meal and after up to 2 hours</w:t>
+        <w:t xml:space="preserve">(c) The color of the client's eyes</w:t>
       </w:r>
     </w:p>
     <w:p>
-      <w:pPr>
-        <w:spacing w:after="0" w:before="0"/>
-      </w:pPr>
       <w:r>
-        <w:rPr>
-          <w:b w:val="0"/>
-          <w:sz w:val="22"/>
-        </w:rPr>
-        <w:t>(d) Engage them in other activities</w:t>
+        <w:t xml:space="preserve">(d) The client's footwear</w:t>
       </w:r>
     </w:p>
     <w:p>
-      <w:pPr>
-        <w:spacing w:after="0" w:before="40"/>
-      </w:pPr>
       <w:r>
-        <w:rPr>
-          <w:b/>
-          <w:sz w:val="22"/>
-        </w:rPr>
-        <w:t>Answer: c</w:t>
+        <w:t xml:space="preserve">Answer: a</w:t>
       </w:r>
     </w:p>
     <w:p>
-      <w:pPr>
-        <w:spacing w:after="0" w:before="0"/>
-      </w:pPr>
       <w:r>
-        <w:rPr>
-          <w:b w:val="0"/>
-          <w:sz w:val="21"/>
-        </w:rPr>
-        <w:t>Solution: For a patient with anorexia nervosa, the nurse should observe the patient during meals and afterwards to prevent food hiding and purging.</w:t>
+        <w:t xml:space="preserve">Solution: Airway, breathing, and circulation are always the priority. A client with GI bleeding may vomit blood and aspirate; the nurse protects the airway and monitors vital signs for shock.</w:t>
       </w:r>
     </w:p>
     <w:p>
-      <w:pPr>
-        <w:spacing w:after="0" w:before="0"/>
-      </w:pPr>
       <w:r>
-        <w:rPr>
-          <w:b w:val="0"/>
-          <w:sz w:val="20"/>
-        </w:rPr>
-        <w:t>Positive Marks: 1</w:t>
+        <w:t xml:space="preserve">Positive Marks: 1</w:t>
       </w:r>
     </w:p>
     <w:p>
-      <w:pPr>
-        <w:spacing w:after="160" w:before="0"/>
-      </w:pPr>
       <w:r>
-        <w:rPr>
-          <w:b w:val="0"/>
-          <w:sz w:val="20"/>
-        </w:rPr>
-        <w:t>Negative Marks: 0.25</w:t>
+        <w:t xml:space="preserve">Negative Marks: 0.25</w:t>
       </w:r>
     </w:p>
     <w:p>
-      <w:pPr>
-        <w:spacing w:after="20" w:before="120"/>
-      </w:pPr>
       <w:r>
-        <w:rPr>
-          <w:b/>
-          <w:sz w:val="22"/>
-        </w:rPr>
-        <w:t>Question: During family planning counseling, which method offers the most reliable protection against BOTH pregnancy and sexually transmitted infections?</w:t>
+        <w:t xml:space="preserve">Question: A client with acute pancreatitis is prescribed meperidine for pain. The nurse understands that meperidine is preferred over morphine in this condition because:</w:t>
       </w:r>
     </w:p>
     <w:p>
-      <w:pPr>
-        <w:spacing w:after="0" w:before="0"/>
-      </w:pPr>
       <w:r>
-        <w:rPr>
-          <w:b w:val="0"/>
-          <w:sz w:val="22"/>
-        </w:rPr>
-        <w:t>(a) Oral contraceptive pills</w:t>
+        <w:t xml:space="preserve">(a) Morphine may cause spasm of the sphincter of Oddi</w:t>
       </w:r>
     </w:p>
     <w:p>
-      <w:pPr>
-        <w:spacing w:after="0" w:before="0"/>
-      </w:pPr>
       <w:r>
-        <w:rPr>
-          <w:b w:val="0"/>
-          <w:sz w:val="22"/>
-        </w:rPr>
-        <w:t>(b) Male condom</w:t>
+        <w:t xml:space="preserve">(b) Meperidine is safer for the kidneys</w:t>
       </w:r>
     </w:p>
     <w:p>
-      <w:pPr>
-        <w:spacing w:after="0" w:before="0"/>
-      </w:pPr>
       <w:r>
-        <w:rPr>
-          <w:b w:val="0"/>
-          <w:sz w:val="22"/>
-        </w:rPr>
-        <w:t>(c) Intrauterine contraceptive device</w:t>
+        <w:t xml:space="preserve">(c) Morphine causes hyperglycemia</w:t>
       </w:r>
     </w:p>
     <w:p>
-      <w:pPr>
-        <w:spacing w:after="0" w:before="0"/>
-      </w:pPr>
       <w:r>
-        <w:rPr>
-          <w:b w:val="0"/>
-          <w:sz w:val="22"/>
-        </w:rPr>
-        <w:t>(d) Coitus interruptus (withdrawal)</w:t>
+        <w:t xml:space="preserve">(d) Meperidine has no side effects</w:t>
       </w:r>
     </w:p>
     <w:p>
-      <w:pPr>
-        <w:spacing w:after="0" w:before="40"/>
-      </w:pPr>
       <w:r>
-        <w:rPr>
-          <w:b/>
-          <w:sz w:val="22"/>
-        </w:rPr>
-        <w:t>Answer: b</w:t>
+        <w:t xml:space="preserve">Answer: a</w:t>
       </w:r>
     </w:p>
     <w:p>
-      <w:pPr>
-        <w:spacing w:after="0" w:before="0"/>
-      </w:pPr>
       <w:r>
-        <w:rPr>
-          <w:b w:val="0"/>
-          <w:sz w:val="21"/>
-        </w:rPr>
-        <w:t>Solution: Barrier methods, especially the male condom, are the only widely available methods that protect against both pregnancy and STIs when used consistently.</w:t>
+        <w:t xml:space="preserve">Solution: Morphine can cause spasm of the sphincter of Oddi, which may worsen pancreatitis pain. Meperidine is traditionally preferred, though many centers now use other opioids with careful monitoring.</w:t>
       </w:r>
     </w:p>
     <w:p>
-      <w:pPr>
-        <w:spacing w:after="0" w:before="0"/>
-      </w:pPr>
       <w:r>
-        <w:rPr>
-          <w:b w:val="0"/>
-          <w:sz w:val="20"/>
-        </w:rPr>
-        <w:t>Positive Marks: 1</w:t>
+        <w:t xml:space="preserve">Positive Marks: 1</w:t>
       </w:r>
     </w:p>
     <w:p>
-      <w:pPr>
-        <w:spacing w:after="160" w:before="0"/>
-      </w:pPr>
       <w:r>
-        <w:rPr>
-          <w:b w:val="0"/>
-          <w:sz w:val="20"/>
-        </w:rPr>
-        <w:t>Negative Marks: 0.25</w:t>
+        <w:t xml:space="preserve">Negative Marks: 0.25</w:t>
       </w:r>
     </w:p>
     <w:p>
-      <w:pPr>
-        <w:spacing w:after="20" w:before="120"/>
-      </w:pPr>
       <w:r>
-        <w:rPr>
-          <w:b/>
-          <w:sz w:val="22"/>
-        </w:rPr>
-        <w:t>Question: Identify the following skin disease characterized by honey-like crusts around the mouth in a baby:</w:t>
+        <w:t xml:space="preserve"/>
       </w:r>
     </w:p>
     <w:p>
-      <w:pPr>
-        <w:spacing w:after="0" w:before="0"/>
-      </w:pPr>
       <w:r>
-        <w:rPr>
-          <w:b w:val="0"/>
-          <w:sz w:val="22"/>
-        </w:rPr>
-        <w:t>(a) Impetigo</w:t>
+        <w:t xml:space="preserve">Question: A client is receiving an IV infusion of an antibiotic. The nurse notes that the client develops urticaria and wheezing 5 minutes after the infusion begins. The priority action is:</w:t>
       </w:r>
     </w:p>
     <w:p>
-      <w:pPr>
-        <w:spacing w:after="0" w:before="0"/>
-      </w:pPr>
       <w:r>
-        <w:rPr>
-          <w:b w:val="0"/>
-          <w:sz w:val="22"/>
-        </w:rPr>
-        <w:t>(b) Atopic dermatitis</w:t>
+        <w:t xml:space="preserve">(a) Stop the infusion and prepare to treat anaphylaxis</w:t>
       </w:r>
     </w:p>
     <w:p>
-      <w:pPr>
-        <w:spacing w:after="0" w:before="0"/>
-      </w:pPr>
       <w:r>
-        <w:rPr>
-          <w:b w:val="0"/>
-          <w:sz w:val="22"/>
-        </w:rPr>
-        <w:t>(c) Scabies</w:t>
+        <w:t xml:space="preserve">(b) Slow the infusion rate</w:t>
       </w:r>
     </w:p>
     <w:p>
-      <w:pPr>
-        <w:spacing w:after="0" w:before="0"/>
-      </w:pPr>
       <w:r>
-        <w:rPr>
-          <w:b w:val="0"/>
-          <w:sz w:val="22"/>
-        </w:rPr>
-        <w:t>(d) Food Poisoning</w:t>
+        <w:t xml:space="preserve">(c) Apply a warm compress</w:t>
       </w:r>
     </w:p>
     <w:p>
-      <w:pPr>
-        <w:spacing w:after="0" w:before="40"/>
-      </w:pPr>
       <w:r>
-        <w:rPr>
-          <w:b/>
-          <w:sz w:val="22"/>
-        </w:rPr>
-        <w:t>Answer: a</w:t>
+        <w:t xml:space="preserve">(d) Document the reaction and continue</w:t>
       </w:r>
     </w:p>
     <w:p>
-      <w:pPr>
-        <w:spacing w:after="0" w:before="0"/>
-      </w:pPr>
       <w:r>
-        <w:rPr>
-          <w:b w:val="0"/>
-          <w:sz w:val="21"/>
-        </w:rPr>
-        <w:t>Solution: The skin disease characterized by honey-like crusts around the mouth in a baby is impetigo. Impetigo is a common bacterial skin infection caused by Staphylococcus aureus or Streptococcus pyogenes. It is highly contagious and typically affects children. The honey-like crusts form as a result of the infection and can occur around the mouth, as well as on other areas of the body. Prompt treatment with appropriate antibiotics is essential to prevent the spread of the infection.</w:t>
+        <w:t xml:space="preserve">Answer: a</w:t>
       </w:r>
     </w:p>
     <w:p>
-      <w:pPr>
-        <w:spacing w:after="0" w:before="0"/>
-      </w:pPr>
       <w:r>
-        <w:rPr>
-          <w:b w:val="0"/>
-          <w:sz w:val="20"/>
-        </w:rPr>
-        <w:t>Positive Marks: 1</w:t>
+        <w:t xml:space="preserve">Solution: Urticaria and wheezing indicate an anaphylactic reaction. The nurse stops the infusion, keeps the vein open with saline, calls for help, and prepares epinephrine and oxygen.</w:t>
       </w:r>
     </w:p>
     <w:p>
-      <w:pPr>
-        <w:spacing w:after="160" w:before="0"/>
-      </w:pPr>
       <w:r>
-        <w:rPr>
-          <w:b w:val="0"/>
-          <w:sz w:val="20"/>
-        </w:rPr>
-        <w:t>Negative Marks: 0.25</w:t>
+        <w:t xml:space="preserve">Positive Marks: 1</w:t>
       </w:r>
     </w:p>
     <w:p>
-      <w:pPr>
-        <w:spacing w:after="20" w:before="120"/>
-      </w:pPr>
       <w:r>
-        <w:rPr>
-          <w:b/>
-          <w:sz w:val="22"/>
-        </w:rPr>
-        <w:t>Question: Which is the disactivated whole virion vaccine</w:t>
+        <w:t xml:space="preserve">Negative Marks: 0.25</w:t>
       </w:r>
     </w:p>
     <w:p>
-      <w:pPr>
-        <w:spacing w:after="0" w:before="0"/>
-      </w:pPr>
       <w:r>
-        <w:rPr>
-          <w:b w:val="0"/>
-          <w:sz w:val="22"/>
-        </w:rPr>
-        <w:t>(a) Covaxin</w:t>
+        <w:t xml:space="preserve"/>
       </w:r>
     </w:p>
     <w:p>
-      <w:pPr>
-        <w:spacing w:after="0" w:before="0"/>
-      </w:pPr>
       <w:r>
-        <w:rPr>
-          <w:b w:val="0"/>
-          <w:sz w:val="22"/>
-        </w:rPr>
-        <w:t>(b) Sputnik</w:t>
+        <w:t xml:space="preserve">Question: A client with a diagnosis of aortic aneurysm is being prepared for surgery. Which assessment finding requires immediate reporting?</w:t>
       </w:r>
     </w:p>
     <w:p>
-      <w:pPr>
-        <w:spacing w:after="0" w:before="0"/>
-      </w:pPr>
       <w:r>
-        <w:rPr>
-          <w:b w:val="0"/>
-          <w:sz w:val="22"/>
-        </w:rPr>
-        <w:t>(c) Covishield</w:t>
+        <w:t xml:space="preserve">(a) Sudden severe back pain and hypotension</w:t>
       </w:r>
     </w:p>
     <w:p>
-      <w:pPr>
-        <w:spacing w:after="0" w:before="0"/>
-      </w:pPr>
       <w:r>
-        <w:rPr>
-          <w:b w:val="0"/>
-          <w:sz w:val="22"/>
-        </w:rPr>
-        <w:t>(d) Moderna</w:t>
+        <w:t xml:space="preserve">(b) Mild abdominal discomfort</w:t>
       </w:r>
     </w:p>
     <w:p>
-      <w:pPr>
-        <w:spacing w:after="0" w:before="40"/>
-      </w:pPr>
       <w:r>
-        <w:rPr>
-          <w:b/>
-          <w:sz w:val="22"/>
-        </w:rPr>
-        <w:t>Answer: a</w:t>
+        <w:t xml:space="preserve">(c) Normal blood pressure</w:t>
       </w:r>
     </w:p>
     <w:p>
-      <w:pPr>
-        <w:spacing w:after="0" w:before="0"/>
-      </w:pPr>
       <w:r>
-        <w:rPr>
-          <w:b w:val="0"/>
-          <w:sz w:val="21"/>
-        </w:rPr>
-        <w:t>Solution: Covaxin (BBV152) is a whole-virion inactivated vaccine; Covishield and Sputnik are vector vaccines, Moderna is mRNA.</w:t>
+        <w:t xml:space="preserve">(d) Absence of symptoms</w:t>
       </w:r>
     </w:p>
     <w:p>
-      <w:pPr>
-        <w:spacing w:after="0" w:before="0"/>
-      </w:pPr>
       <w:r>
-        <w:rPr>
-          <w:b w:val="0"/>
-          <w:sz w:val="20"/>
-        </w:rPr>
-        <w:t>Positive Marks: 1</w:t>
+        <w:t xml:space="preserve">Answer: a</w:t>
       </w:r>
     </w:p>
     <w:p>
-      <w:pPr>
-        <w:spacing w:after="160" w:before="0"/>
-      </w:pPr>
       <w:r>
-        <w:rPr>
-          <w:b w:val="0"/>
-          <w:sz w:val="20"/>
-        </w:rPr>
-        <w:t>Negative Marks: 0.25</w:t>
+        <w:t xml:space="preserve">Solution: Sudden severe back or abdominal pain with hypotension suggests aneurysm rupture — a surgical emergency. The nurse notifies the physician immediately and prepares the client for emergency surgery.</w:t>
       </w:r>
     </w:p>
     <w:p>
-      <w:pPr>
-        <w:spacing w:after="20" w:before="120"/>
-      </w:pPr>
       <w:r>
-        <w:rPr>
-          <w:b/>
-          <w:sz w:val="22"/>
-        </w:rPr>
-        <w:t>Question: The most appropriate nursing intervention for a patient with epistaxis is:</w:t>
+        <w:t xml:space="preserve">Positive Marks: 1</w:t>
       </w:r>
     </w:p>
     <w:p>
-      <w:pPr>
-        <w:spacing w:after="0" w:before="0"/>
-      </w:pPr>
       <w:r>
-        <w:rPr>
-          <w:b w:val="0"/>
-          <w:sz w:val="22"/>
-        </w:rPr>
-        <w:t>(a) Tilt the head backwards</w:t>
+        <w:t xml:space="preserve">Negative Marks: 0.25</w:t>
       </w:r>
     </w:p>
     <w:p>
-      <w:pPr>
-        <w:spacing w:after="0" w:before="0"/>
-      </w:pPr>
       <w:r>
-        <w:rPr>
-          <w:b w:val="0"/>
-          <w:sz w:val="22"/>
-        </w:rPr>
-        <w:t>(b) Apply cold pack to the feet</w:t>
+        <w:t xml:space="preserve"/>
       </w:r>
     </w:p>
     <w:p>
-      <w:pPr>
-        <w:spacing w:after="0" w:before="0"/>
-      </w:pPr>
       <w:r>
-        <w:rPr>
-          <w:b w:val="0"/>
-          <w:sz w:val="22"/>
-        </w:rPr>
-        <w:t>(c) Pinch the nostrils and lean forward</w:t>
+        <w:t xml:space="preserve">Question: The nurse is caring for a client who is 12 hours post-operative after a thyroidectomy. The nurse should monitor the client for:</w:t>
       </w:r>
     </w:p>
     <w:p>
-      <w:pPr>
-        <w:spacing w:after="0" w:before="0"/>
-      </w:pPr>
       <w:r>
-        <w:rPr>
-          <w:b w:val="0"/>
-          <w:sz w:val="22"/>
-        </w:rPr>
-        <w:t>(d) Insert a cotton plug in the ear</w:t>
+        <w:t xml:space="preserve">(a) Laryngeal stridor and respiratory distress</w:t>
       </w:r>
     </w:p>
     <w:p>
-      <w:pPr>
-        <w:spacing w:after="0" w:before="40"/>
-      </w:pPr>
       <w:r>
-        <w:rPr>
-          <w:b/>
-          <w:sz w:val="22"/>
-        </w:rPr>
-        <w:t>Answer: c</w:t>
+        <w:t xml:space="preserve">(b) Hyperglycemia</w:t>
       </w:r>
     </w:p>
     <w:p>
-      <w:pPr>
-        <w:spacing w:after="0" w:before="0"/>
-      </w:pPr>
       <w:r>
-        <w:rPr>
-          <w:b w:val="0"/>
-          <w:sz w:val="21"/>
-        </w:rPr>
-        <w:t>Solution: For epistaxis, pinch the soft part of the nostrils, lean forward and breathe through the mouth; do not tilt the head back.</w:t>
+        <w:t xml:space="preserve">(c) Hypotension only</w:t>
       </w:r>
     </w:p>
     <w:p>
-      <w:pPr>
-        <w:spacing w:after="0" w:before="0"/>
-      </w:pPr>
       <w:r>
-        <w:rPr>
-          <w:b w:val="0"/>
-          <w:sz w:val="20"/>
-        </w:rPr>
-        <w:t>Positive Marks: 1</w:t>
+        <w:t xml:space="preserve">(d) Constipation</w:t>
       </w:r>
     </w:p>
     <w:p>
-      <w:pPr>
-        <w:spacing w:after="160" w:before="0"/>
-      </w:pPr>
       <w:r>
-        <w:rPr>
-          <w:b w:val="0"/>
-          <w:sz w:val="20"/>
-        </w:rPr>
-        <w:t>Negative Marks: 0.25</w:t>
+        <w:t xml:space="preserve">Answer: a</w:t>
       </w:r>
     </w:p>
     <w:p>
-      <w:pPr>
-        <w:spacing w:after="20" w:before="120"/>
-      </w:pPr>
       <w:r>
-        <w:rPr>
-          <w:b/>
-          <w:sz w:val="22"/>
-        </w:rPr>
-        <w:t>Question: Purpose of national deworming day?</w:t>
+        <w:t xml:space="preserve">Solution: After thyroidectomy, the nurse monitors for airway compromise from laryngeal edema, hemorrhage, or recurrent laryngeal nerve injury — stridor, hoarseness, and dyspnea require immediate intervention.</w:t>
       </w:r>
     </w:p>
     <w:p>
-      <w:pPr>
-        <w:spacing w:after="0" w:before="0"/>
-      </w:pPr>
       <w:r>
-        <w:rPr>
-          <w:b w:val="0"/>
-          <w:sz w:val="22"/>
-        </w:rPr>
-        <w:t>(a) Eradicate intestinal worms</w:t>
+        <w:t xml:space="preserve">Positive Marks: 1</w:t>
       </w:r>
     </w:p>
     <w:p>
-      <w:pPr>
-        <w:spacing w:after="0" w:before="0"/>
-      </w:pPr>
       <w:r>
-        <w:rPr>
-          <w:b w:val="0"/>
-          <w:sz w:val="22"/>
-        </w:rPr>
-        <w:t>(b) Improve breast feeding</w:t>
+        <w:t xml:space="preserve">Negative Marks: 0.25</w:t>
       </w:r>
     </w:p>
     <w:p>
-      <w:pPr>
-        <w:spacing w:after="0" w:before="0"/>
-      </w:pPr>
       <w:r>
-        <w:rPr>
-          <w:b w:val="0"/>
-          <w:sz w:val="22"/>
-        </w:rPr>
-        <w:t>(c) Improve IMR &amp; MMR</w:t>
+        <w:t xml:space="preserve"/>
       </w:r>
     </w:p>
     <w:p>
-      <w:pPr>
-        <w:spacing w:after="0" w:before="0"/>
-      </w:pPr>
       <w:r>
-        <w:rPr>
-          <w:b w:val="0"/>
-          <w:sz w:val="22"/>
-        </w:rPr>
-        <w:t>(d) Eradicate poverty</w:t>
+        <w:t xml:space="preserve">Question: A client with a diagnosis of pulmonary tuberculosis is being started on a four-drug regimen. The nurse explains that the reason for multiple drugs is to:</w:t>
       </w:r>
     </w:p>
     <w:p>
-      <w:pPr>
-        <w:spacing w:after="0" w:before="40"/>
-      </w:pPr>
       <w:r>
-        <w:rPr>
-          <w:b/>
-          <w:sz w:val="22"/>
-        </w:rPr>
-        <w:t>Answer: b</w:t>
+        <w:t xml:space="preserve">(a) Prevent drug resistance and ensure effective treatment</w:t>
       </w:r>
     </w:p>
     <w:p>
-      <w:pPr>
-        <w:spacing w:after="0" w:before="0"/>
-      </w:pPr>
       <w:r>
-        <w:rPr>
-          <w:b w:val="0"/>
-          <w:sz w:val="21"/>
-        </w:rPr>
-        <w:t>Solution: The National Deworming Day is observed on February 10 every year. It is an initiative of Ministry of Health and Family Welfare, Government of India to make every child in the country worm free. The objective of National Deworming Day is to deworm all preschool and school-age children (enrolled and non-enrolled) between the ages of 1-19 years through the platform of schools and Anganwadi Centers in order to improve their overall health, nutritional status, access to education and quality of life.</w:t>
+        <w:t xml:space="preserve">(b) Reduce the total cost of therapy</w:t>
       </w:r>
     </w:p>
     <w:p>
-      <w:pPr>
-        <w:spacing w:after="0" w:before="0"/>
-      </w:pPr>
       <w:r>
-        <w:rPr>
-          <w:b w:val="0"/>
-          <w:sz w:val="20"/>
-        </w:rPr>
-        <w:t>Positive Marks: 1</w:t>
+        <w:t xml:space="preserve">(c) Allow the client to take fewer pills daily</w:t>
       </w:r>
     </w:p>
     <w:p>
-      <w:pPr>
-        <w:spacing w:after="160" w:before="0"/>
-      </w:pPr>
       <w:r>
-        <w:rPr>
-          <w:b w:val="0"/>
-          <w:sz w:val="20"/>
-        </w:rPr>
-        <w:t>Negative Marks: 0.25</w:t>
+        <w:t xml:space="preserve">(d) Shorten the treatment to 2 weeks</w:t>
       </w:r>
     </w:p>
     <w:p>
-      <w:pPr>
-        <w:spacing w:after="20" w:before="120"/>
-      </w:pPr>
       <w:r>
-        <w:rPr>
-          <w:b/>
-          <w:sz w:val="22"/>
-        </w:rPr>
-        <w:t>Question: A patient is having hyperventilation and CO2 level is below normal range. Priority nursing management in this patient is?</w:t>
+        <w:t xml:space="preserve">Answer: a</w:t>
       </w:r>
     </w:p>
     <w:p>
-      <w:pPr>
-        <w:spacing w:after="0" w:before="0"/>
-      </w:pPr>
       <w:r>
-        <w:rPr>
-          <w:b w:val="0"/>
-          <w:sz w:val="22"/>
-        </w:rPr>
-        <w:t>(a) Paper bag breath</w:t>
+        <w:t xml:space="preserve">Solution: Multi-drug therapy (e.g., RIPE: rifampin, isoniazid, pyrazinamide, ethambutol) prevents the development of resistant strains and improves cure rates. Treatment lasts 6–9 months.</w:t>
       </w:r>
     </w:p>
     <w:p>
-      <w:pPr>
-        <w:spacing w:after="0" w:before="0"/>
-      </w:pPr>
       <w:r>
-        <w:rPr>
-          <w:b w:val="0"/>
-          <w:sz w:val="22"/>
-        </w:rPr>
-        <w:t>(b) Inform the doctor</w:t>
+        <w:t xml:space="preserve">Positive Marks: 1</w:t>
       </w:r>
     </w:p>
     <w:p>
-      <w:pPr>
-        <w:spacing w:after="0" w:before="0"/>
-      </w:pPr>
       <w:r>
-        <w:rPr>
-          <w:b w:val="0"/>
-          <w:sz w:val="22"/>
-        </w:rPr>
-        <w:t>(c) Give O2 directly</w:t>
+        <w:t xml:space="preserve">Negative Marks: 0.25</w:t>
       </w:r>
     </w:p>
     <w:p>
-      <w:pPr>
-        <w:spacing w:after="0" w:before="0"/>
-      </w:pPr>
       <w:r>
-        <w:rPr>
-          <w:b w:val="0"/>
-          <w:sz w:val="22"/>
-        </w:rPr>
-        <w:t>(d) Give sedative</w:t>
+        <w:t xml:space="preserve"/>
       </w:r>
     </w:p>
     <w:p>
-      <w:pPr>
-        <w:spacing w:after="0" w:before="40"/>
-      </w:pPr>
       <w:r>
-        <w:rPr>
-          <w:b/>
-          <w:sz w:val="22"/>
-        </w:rPr>
-        <w:t>Answer: a</w:t>
+        <w:t xml:space="preserve">Question: A client with heart failure is prescribed spironolactone. The nurse should monitor the client for which electrolyte imbalance?</w:t>
       </w:r>
     </w:p>
     <w:p>
-      <w:pPr>
-        <w:spacing w:after="0" w:before="0"/>
-      </w:pPr>
       <w:r>
-        <w:rPr>
-          <w:b w:val="0"/>
-          <w:sz w:val="21"/>
-        </w:rPr>
-        <w:t>Solution: In hyperventilation with low CO2, priority management is rebreathing into a paper bag to raise CO2 levels.</w:t>
+        <w:t xml:space="preserve">(a) Hyperkalemia</w:t>
       </w:r>
     </w:p>
     <w:p>
-      <w:pPr>
-        <w:spacing w:after="0" w:before="0"/>
-      </w:pPr>
       <w:r>
-        <w:rPr>
-          <w:b w:val="0"/>
-          <w:sz w:val="20"/>
-        </w:rPr>
-        <w:t>Positive Marks: 1</w:t>
+        <w:t xml:space="preserve">(b) Hypokalemia</w:t>
       </w:r>
     </w:p>
     <w:p>
-      <w:pPr>
-        <w:spacing w:after="160" w:before="0"/>
-      </w:pPr>
       <w:r>
-        <w:rPr>
-          <w:b w:val="0"/>
-          <w:sz w:val="20"/>
-        </w:rPr>
-        <w:t>Negative Marks: 0.25</w:t>
+        <w:t xml:space="preserve">(c) Hyponatremia only</w:t>
       </w:r>
     </w:p>
     <w:p>
-      <w:pPr>
-        <w:spacing w:after="20" w:before="120"/>
-      </w:pPr>
       <w:r>
-        <w:rPr>
-          <w:b/>
-          <w:sz w:val="22"/>
-        </w:rPr>
-        <w:t>Question: A 28 year old primigravida comes to the ANC OPD, how many additional Kcal will you recommend?</w:t>
+        <w:t xml:space="preserve">(d) Hypocalcemia</w:t>
       </w:r>
     </w:p>
     <w:p>
-      <w:pPr>
-        <w:spacing w:after="0" w:before="0"/>
-      </w:pPr>
       <w:r>
-        <w:rPr>
-          <w:b w:val="0"/>
-          <w:sz w:val="22"/>
-        </w:rPr>
-        <w:t>(a) 1000 kcal</w:t>
+        <w:t xml:space="preserve">Answer: a</w:t>
       </w:r>
     </w:p>
     <w:p>
-      <w:pPr>
-        <w:spacing w:after="0" w:before="0"/>
-      </w:pPr>
       <w:r>
-        <w:rPr>
-          <w:b w:val="0"/>
-          <w:sz w:val="22"/>
-        </w:rPr>
-        <w:t>(b) 200 kcal</w:t>
+        <w:t xml:space="preserve">Solution: Spironolactone is a potassium-sparing diuretic; the nurse monitors for hyperkalemia, especially in clients with renal impairment or those taking ACE inhibitors.</w:t>
       </w:r>
     </w:p>
     <w:p>
-      <w:pPr>
-        <w:spacing w:after="0" w:before="0"/>
-      </w:pPr>
       <w:r>
-        <w:rPr>
-          <w:b w:val="0"/>
-          <w:sz w:val="22"/>
-        </w:rPr>
-        <w:t>(c) 300 kcal</w:t>
+        <w:t xml:space="preserve">Positive Marks: 1</w:t>
       </w:r>
     </w:p>
     <w:p>
-      <w:pPr>
-        <w:spacing w:after="0" w:before="0"/>
-      </w:pPr>
       <w:r>
-        <w:rPr>
-          <w:b w:val="0"/>
-          <w:sz w:val="22"/>
-        </w:rPr>
-        <w:t>(d) 500 kcal</w:t>
+        <w:t xml:space="preserve">Negative Marks: 0.25</w:t>
       </w:r>
     </w:p>
     <w:p>
-      <w:pPr>
-        <w:spacing w:after="0" w:before="40"/>
-      </w:pPr>
       <w:r>
-        <w:rPr>
-          <w:b/>
-          <w:sz w:val="22"/>
-        </w:rPr>
-        <w:t>Answer: c</w:t>
+        <w:t xml:space="preserve"/>
       </w:r>
     </w:p>
     <w:p>
-      <w:pPr>
-        <w:spacing w:after="0" w:before="0"/>
-      </w:pPr>
       <w:r>
-        <w:rPr>
-          <w:b w:val="0"/>
-          <w:sz w:val="21"/>
-        </w:rPr>
-        <w:t>Solution: A pregnant woman requires an additional 300 kcal/day during the second and third trimesters.</w:t>
+        <w:t xml:space="preserve">Question: A client is admitted with anaphylaxis after a bee sting. The priority medication to administer is:</w:t>
       </w:r>
     </w:p>
     <w:p>
-      <w:pPr>
-        <w:spacing w:after="0" w:before="0"/>
-      </w:pPr>
       <w:r>
-        <w:rPr>
-          <w:b w:val="0"/>
-          <w:sz w:val="20"/>
-        </w:rPr>
-        <w:t>Positive Marks: 1</w:t>
+        <w:t xml:space="preserve">(a) Epinephrine</w:t>
       </w:r>
     </w:p>
     <w:p>
-      <w:pPr>
-        <w:spacing w:after="160" w:before="0"/>
-      </w:pPr>
       <w:r>
-        <w:rPr>
-          <w:b w:val="0"/>
-          <w:sz w:val="20"/>
-        </w:rPr>
-        <w:t>Negative Marks: 0.25</w:t>
+        <w:t xml:space="preserve">(b) Diphenhydramine</w:t>
       </w:r>
     </w:p>
     <w:p>
-      <w:pPr>
-        <w:spacing w:after="20" w:before="120"/>
-      </w:pPr>
       <w:r>
-        <w:rPr>
-          <w:b/>
-          <w:sz w:val="22"/>
-        </w:rPr>
-        <w:t>Question: Which finding indicates that a client in labor has entered the SECOND stage of labor?</w:t>
+        <w:t xml:space="preserve">(c) Albuterol</w:t>
       </w:r>
     </w:p>
     <w:p>
-      <w:pPr>
-        <w:spacing w:after="0" w:before="0"/>
-      </w:pPr>
       <w:r>
-        <w:rPr>
-          <w:b w:val="0"/>
-          <w:sz w:val="22"/>
-        </w:rPr>
-        <w:t>(a) Rupture of the membranes</w:t>
+        <w:t xml:space="preserve">(d) Hydrocortisone</w:t>
       </w:r>
     </w:p>
     <w:p>
-      <w:pPr>
-        <w:spacing w:after="0" w:before="0"/>
-      </w:pPr>
       <w:r>
-        <w:rPr>
-          <w:b w:val="0"/>
-          <w:sz w:val="22"/>
-        </w:rPr>
-        <w:t>(b) Complete cervical dilatation (10 cm)</w:t>
+        <w:t xml:space="preserve">Answer: a</w:t>
       </w:r>
     </w:p>
     <w:p>
-      <w:pPr>
-        <w:spacing w:after="0" w:before="0"/>
-      </w:pPr>
       <w:r>
-        <w:rPr>
-          <w:b w:val="0"/>
-          <w:sz w:val="22"/>
-        </w:rPr>
-        <w:t>(c) Onset of regular contractions</w:t>
+        <w:t xml:space="preserve">Solution: Epinephrine is the first-line treatment for anaphylaxis — it reverses bronchospasm, vasodilation, and laryngeal edema rapidly. Antihistamines and steroids are adjuncts.</w:t>
       </w:r>
     </w:p>
     <w:p>
-      <w:pPr>
-        <w:spacing w:after="0" w:before="0"/>
-      </w:pPr>
       <w:r>
-        <w:rPr>
-          <w:b w:val="0"/>
-          <w:sz w:val="22"/>
-        </w:rPr>
-        <w:t>(d) Expulsion of the placenta</w:t>
+        <w:t xml:space="preserve">Positive Marks: 1</w:t>
       </w:r>
     </w:p>
     <w:p>
-      <w:pPr>
-        <w:spacing w:after="0" w:before="40"/>
-      </w:pPr>
       <w:r>
-        <w:rPr>
-          <w:b/>
-          <w:sz w:val="22"/>
-        </w:rPr>
-        <w:t>Answer: b</w:t>
+        <w:t xml:space="preserve">Negative Marks: 0.25</w:t>
       </w:r>
     </w:p>
     <w:p>
-      <w:pPr>
-        <w:spacing w:after="0" w:before="0"/>
-      </w:pPr>
       <w:r>
-        <w:rPr>
-          <w:b w:val="0"/>
-          <w:sz w:val="21"/>
-        </w:rPr>
-        <w:t>Solution: The second stage begins with complete cervical dilatation and ends with delivery of the baby; expulsion of the placenta marks the end of the third stage.</w:t>
+        <w:t xml:space="preserve"/>
       </w:r>
     </w:p>
     <w:p>
-      <w:pPr>
-        <w:spacing w:after="0" w:before="0"/>
-      </w:pPr>
       <w:r>
-        <w:rPr>
-          <w:b w:val="0"/>
-          <w:sz w:val="20"/>
-        </w:rPr>
-        <w:t>Positive Marks: 1</w:t>
+        <w:t xml:space="preserve">Question: The nurse is caring for a client with a head injury. Which nursing intervention helps reduce intracranial pressure?</w:t>
       </w:r>
     </w:p>
     <w:p>
-      <w:pPr>
-        <w:spacing w:after="160" w:before="0"/>
-      </w:pPr>
       <w:r>
-        <w:rPr>
-          <w:b w:val="0"/>
-          <w:sz w:val="20"/>
-        </w:rPr>
-        <w:t>Negative Marks: 0.25</w:t>
+        <w:t xml:space="preserve">(a) Elevate the head of the bed to 30 degrees with the head in neutral alignment</w:t>
       </w:r>
     </w:p>
     <w:p>
-      <w:pPr>
-        <w:spacing w:after="20" w:before="120"/>
-      </w:pPr>
       <w:r>
-        <w:rPr>
-          <w:b/>
-          <w:sz w:val="22"/>
-        </w:rPr>
-        <w:t>Question: Which of the following vaccines should be given soon after birth?</w:t>
+        <w:t xml:space="preserve">(b) Place the client in Trendelenburg position</w:t>
       </w:r>
     </w:p>
     <w:p>
-      <w:pPr>
-        <w:spacing w:after="0" w:before="0"/>
-      </w:pPr>
       <w:r>
-        <w:rPr>
-          <w:b w:val="0"/>
-          <w:sz w:val="22"/>
-        </w:rPr>
-        <w:t>(a) OPV</w:t>
+        <w:t xml:space="preserve">(c) Flex the client's neck forward</w:t>
       </w:r>
     </w:p>
     <w:p>
-      <w:pPr>
-        <w:spacing w:after="0" w:before="0"/>
-      </w:pPr>
       <w:r>
-        <w:rPr>
-          <w:b w:val="0"/>
-          <w:sz w:val="22"/>
-        </w:rPr>
-        <w:t>(b) BCG</w:t>
+        <w:t xml:space="preserve">(d) Encourage the client to cough vigorously</w:t>
       </w:r>
     </w:p>
     <w:p>
-      <w:pPr>
-        <w:spacing w:after="0" w:before="0"/>
-      </w:pPr>
       <w:r>
-        <w:rPr>
-          <w:b w:val="0"/>
-          <w:sz w:val="22"/>
-        </w:rPr>
-        <w:t>(c) Diphtheria</w:t>
+        <w:t xml:space="preserve">Answer: a</w:t>
       </w:r>
     </w:p>
     <w:p>
-      <w:pPr>
-        <w:spacing w:after="0" w:before="0"/>
-      </w:pPr>
       <w:r>
-        <w:rPr>
-          <w:b w:val="0"/>
-          <w:sz w:val="22"/>
-        </w:rPr>
-        <w:t>(d) Hep-B</w:t>
+        <w:t xml:space="preserve">Solution: Elevating the head 30 degrees with the head midline promotes venous drainage and lowers ICP. Neck flexion, Trendelenburg, and coughing increase ICP.</w:t>
       </w:r>
     </w:p>
     <w:p>
-      <w:pPr>
-        <w:spacing w:after="0" w:before="40"/>
-      </w:pPr>
       <w:r>
-        <w:rPr>
-          <w:b/>
-          <w:sz w:val="22"/>
-        </w:rPr>
-        <w:t>Answer: d</w:t>
+        <w:t xml:space="preserve">Positive Marks: 1</w:t>
       </w:r>
     </w:p>
     <w:p>
-      <w:pPr>
-        <w:spacing w:after="0" w:before="0"/>
-      </w:pPr>
       <w:r>
-        <w:rPr>
-          <w:b w:val="0"/>
-          <w:sz w:val="21"/>
-        </w:rPr>
-        <w:t>Solution: The vaccine that should be given soon after birth is the Hepatitis B vaccine (option B). The Hep-B vaccine provides protection against the Hepatitis B virus, which can cause liver disease and chronic infection. Administering the Hep-B vaccine shortly after birth helps to prevent vertical transmission of the virus from an infected mother to her newborn. The first dose of the vaccine is typically given within 24 hours of birth or during the first few weeks of life. Subsequent doses are given according to the recommended vaccination schedule. Vaccinating newborns against Hepatitis B is an effective strategy to prevent infection and its long-term complications.</w:t>
+        <w:t xml:space="preserve">Negative Marks: 0.25</w:t>
       </w:r>
     </w:p>
     <w:p>
-      <w:pPr>
-        <w:spacing w:after="0" w:before="0"/>
-      </w:pPr>
       <w:r>
-        <w:rPr>
-          <w:b w:val="0"/>
-          <w:sz w:val="20"/>
-        </w:rPr>
-        <w:t>Positive Marks: 1</w:t>
+        <w:t xml:space="preserve"/>
       </w:r>
     </w:p>
     <w:p>
-      <w:pPr>
-        <w:spacing w:after="160" w:before="0"/>
-      </w:pPr>
       <w:r>
-        <w:rPr>
-          <w:b w:val="0"/>
-          <w:sz w:val="20"/>
-        </w:rPr>
-        <w:t>Negative Marks: 0.25</w:t>
+        <w:t xml:space="preserve">Question: A client with chronic kidney disease is prescribed calcitriol. The purpose of this medication is to:</w:t>
+      </w:r>
+    </w:p>
+    <w:p>
+      <w:r>
+        <w:t xml:space="preserve">(a) Increase calcium absorption and manage renal bone disease</w:t>
+      </w:r>
+    </w:p>
+    <w:p>
+      <w:r>
+        <w:t xml:space="preserve">(b) Lower blood glucose</w:t>
+      </w:r>
+    </w:p>
+    <w:p>
+      <w:r>
+        <w:t xml:space="preserve">(c) Reduce potassium</w:t>
+      </w:r>
+    </w:p>
+    <w:p>
+      <w:r>
+        <w:t xml:space="preserve">(d) Treat anemia directly</w:t>
+      </w:r>
+    </w:p>
+    <w:p>
+      <w:r>
+        <w:t xml:space="preserve">Answer: a</w:t>
+      </w:r>
+    </w:p>
+    <w:p>
+      <w:r>
+        <w:t xml:space="preserve">Solution: The failing kidney cannot activate vitamin D, causing hypocalcemia and bone disease. Calcitriol (active vitamin D) increases calcium absorption and helps manage renal osteodystrophy.</w:t>
+      </w:r>
+    </w:p>
+    <w:p>
+      <w:r>
+        <w:t xml:space="preserve">Positive Marks: 1</w:t>
+      </w:r>
+    </w:p>
+    <w:p>
+      <w:r>
+        <w:t xml:space="preserve">Negative Marks: 0.25</w:t>
+      </w:r>
+    </w:p>
+    <w:p>
+      <w:r>
+        <w:t xml:space="preserve"/>
+      </w:r>
+    </w:p>
+    <w:p>
+      <w:r>
+        <w:t xml:space="preserve">Question: A nurse is teaching a client with epilepsy about the medication carbamazepine. Which instruction is important?</w:t>
+      </w:r>
+    </w:p>
+    <w:p>
+      <w:r>
+        <w:t xml:space="preserve">(a) Report any signs of infection, bruising, or bleeding — the drug can suppress the bone marrow</w:t>
+      </w:r>
+    </w:p>
+    <w:p>
+      <w:r>
+        <w:t xml:space="preserve">(b) Stop the drug at the first sign of a seizure</w:t>
+      </w:r>
+    </w:p>
+    <w:p>
+      <w:r>
+        <w:t xml:space="preserve">(c) Take the drug with grapefruit juice</w:t>
+      </w:r>
+    </w:p>
+    <w:p>
+      <w:r>
+        <w:t xml:space="preserve">(d) Skip doses if the client feels well</w:t>
+      </w:r>
+    </w:p>
+    <w:p>
+      <w:r>
+        <w:t xml:space="preserve">Answer: a</w:t>
+      </w:r>
+    </w:p>
+    <w:p>
+      <w:r>
+        <w:t xml:space="preserve">Solution: Carbamazepine can cause bone marrow suppression (leukopenia, thrombocytopenia), so clients report signs of infection, easy bruising, or bleeding and undergo blood monitoring.</w:t>
+      </w:r>
+    </w:p>
+    <w:p>
+      <w:r>
+        <w:t xml:space="preserve">Positive Marks: 1</w:t>
+      </w:r>
+    </w:p>
+    <w:p>
+      <w:r>
+        <w:t xml:space="preserve">Negative Marks: 0.25</w:t>
       </w:r>
     </w:p>
     <w:sectPr>
       <w:pgSz w:w="12240" w:h="15840"/>
-      <w:pgMar w:top="864" w:right="1008" w:bottom="864" w:left="1008" w:header="720" w:footer="720" w:gutter="0"/>
+      <w:pgMar w:top="1440" w:right="1800" w:bottom="1440" w:left="1800" w:header="720" w:footer="720" w:gutter="0"/>
       <w:cols w:space="720"/>
       <w:docGrid w:linePitch="360"/>
     </w:sectPr>
@@ -2535,10 +1365,6 @@
     <w:name w:val="Normal"/>
     <w:qFormat/>
     <w:rsid w:val="00FC693F"/>
-    <w:rPr>
-      <w:rFonts w:ascii="Calibri" w:hAnsi="Calibri"/>
-      <w:sz w:val="22"/>
-    </w:rPr>
   </w:style>
   <w:style w:type="paragraph" w:styleId="Header">
     <w:name w:val="header"/>
